--- a/templates/sci-statuts.docx
+++ b/templates/sci-statuts.docx
@@ -3299,7 +3299,7 @@
           <w:rFonts w:ascii="Cambria" w:cs="Cambria" w:eastAsia="Cambria" w:hAnsi="Cambria"/>
           <w:rtl w:val="0"/>
         </w:rPr>
-        <w:t xml:space="preserve">Le capital social est fixé à {{CAPITAL_LETTRES}} euros ({{CAPITAL}} €), divisé en {{NB_PARTS_LETTRES}} ({{NB_PARTS}}) parts sociales d’{{VALEUR_NOMINALE_LETTRES}} euro ({{VALEUR_NOMINALE}} €) de valeur nominale, intégralement libérées.</w:t>
+        <w:t xml:space="preserve">Le capital social est fixé à {{CAPITAL_LETTRES}} euros ({{CAPITAL}} €), divisé en {{NB_PARTS_LETTRES}} ({{NB_PARTS}}) parts sociales {{VALEUR_NOMINALE_PHRASE}} ({{VALEUR_NOMINALE}} €) de valeur nominale, intégralement libérées.</w:t>
       </w:r>
     </w:p>
     <w:p>

--- a/templates/sci-statuts.docx
+++ b/templates/sci-statuts.docx
@@ -1749,7 +1749,7 @@
         <w:rPr>
           <w:rFonts w:ascii="Cambria" w:cs="Cambria" w:eastAsia="Cambria" w:hAnsi="Cambria"/>
           <w:b w:val="1"/>
-          <w:sz w:val="28"/>
+          <w:sz w:val="25"/>
           <w:szCs w:val="28"/>
           <w:highlight w:val="yellow"/>
         </w:rPr>
@@ -1761,7 +1761,7 @@
         <w:rPr>
           <w:rFonts w:ascii="Cambria" w:cs="Cambria" w:eastAsia="Cambria" w:hAnsi="Cambria"/>
           <w:b w:val="1"/>
-          <w:sz w:val="28"/>
+          <w:sz w:val="25"/>
           <w:szCs w:val="28"/>
           <w:highlight w:val="yellow"/>
           <w:rtl w:val="0"/>
@@ -8965,388 +8965,27 @@
 </file>
 
 <file path=word/styles.xml><?xml version="1.0" encoding="utf-8"?>
-<w:styles xmlns:mc="http://schemas.openxmlformats.org/markup-compatibility/2006" xmlns:o="urn:schemas-microsoft-com:office:office" xmlns:r="http://schemas.openxmlformats.org/officeDocument/2006/relationships" xmlns:m="http://schemas.openxmlformats.org/officeDocument/2006/math" xmlns:v="urn:schemas-microsoft-com:vml" xmlns:wp="http://schemas.openxmlformats.org/drawingml/2006/wordprocessingDrawing" xmlns:w10="urn:schemas-microsoft-com:office:word" xmlns:w="http://schemas.openxmlformats.org/wordprocessingml/2006/main" xmlns:wne="http://schemas.microsoft.com/office/word/2006/wordml" xmlns:sl="http://schemas.openxmlformats.org/schemaLibrary/2006/main" xmlns:a="http://schemas.openxmlformats.org/drawingml/2006/main" xmlns:pic="http://schemas.openxmlformats.org/drawingml/2006/picture" xmlns:c="http://schemas.openxmlformats.org/drawingml/2006/chart" xmlns:lc="http://schemas.openxmlformats.org/drawingml/2006/lockedCanvas" xmlns:dgm="http://schemas.openxmlformats.org/drawingml/2006/diagram" xmlns:wps="http://schemas.microsoft.com/office/word/2010/wordprocessingShape" xmlns:wpg="http://schemas.microsoft.com/office/word/2010/wordprocessingGroup" xmlns:w14="http://schemas.microsoft.com/office/word/2010/wordml" xmlns:w15="http://schemas.microsoft.com/office/word/2012/wordml" xmlns:w16="http://schemas.microsoft.com/office/word/2018/wordml" xmlns:w16cex="http://schemas.microsoft.com/office/word/2018/wordml/cex" xmlns:w16cid="http://schemas.microsoft.com/office/word/2016/wordml/cid" xmlns="http://schemas.microsoft.com/office/tasks/2019/documenttasks" xmlns:cr="http://schemas.microsoft.com/office/comments/2020/reactions">
+<w:styles xmlns:w="http://schemas.openxmlformats.org/wordprocessingml/2006/main">
   <w:docDefaults>
     <w:rPrDefault>
       <w:rPr>
-        <w:sz w:val="24"/>
-        <w:szCs w:val="24"/>
+        <w:rFonts w:ascii="Cambria" w:hAnsi="Cambria" w:eastAsia="Cambria" w:cs="Cambria"/>
+        <w:sz w:val="22"/>
+        <w:szCs w:val="22"/>
         <w:lang w:val="fr-FR"/>
       </w:rPr>
     </w:rPrDefault>
     <w:pPrDefault>
-      <w:pPr/>
+      <w:pPr>
+        <w:widowControl/>
+        <w:spacing w:after="160" w:line="276" w:lineRule="auto"/>
+        <w:jc w:val="both"/>
+      </w:pPr>
     </w:pPrDefault>
   </w:docDefaults>
-  <w:style w:type="paragraph" w:styleId="Normal" w:default="1">
-    <w:name w:val="normal"/>
-  </w:style>
-  <w:style w:type="table" w:styleId="TableNormal" w:default="1">
-    <w:name w:val="TableNormal"/>
-  </w:style>
-  <w:style w:type="paragraph" w:styleId="Heading1">
-    <w:name w:val="heading 1"/>
-    <w:basedOn w:val="Normal"/>
-    <w:next w:val="Normal"/>
-    <w:pPr>
-      <w:keepNext w:val="1"/>
-      <w:ind w:left="7088"/>
-      <w:jc w:val="right"/>
-    </w:pPr>
-    <w:rPr>
-      <w:b w:val="1"/>
-      <w:u w:val="single"/>
-    </w:rPr>
-  </w:style>
-  <w:style w:type="paragraph" w:styleId="Heading2">
-    <w:name w:val="heading 2"/>
-    <w:basedOn w:val="Normal"/>
-    <w:next w:val="Normal"/>
-    <w:pPr>
-      <w:keepNext w:val="1"/>
-      <w:tabs>
-        <w:tab w:val="left" w:leader="none" w:pos="7371"/>
-      </w:tabs>
-    </w:pPr>
-    <w:rPr>
-      <w:sz w:val="16"/>
-      <w:szCs w:val="16"/>
-    </w:rPr>
-  </w:style>
-  <w:style w:type="paragraph" w:styleId="Heading3">
-    <w:name w:val="heading 3"/>
-    <w:basedOn w:val="Normal"/>
-    <w:next w:val="Normal"/>
-    <w:pPr>
-      <w:keepNext w:val="1"/>
-      <w:keepLines w:val="1"/>
-      <w:pageBreakBefore w:val="0"/>
-      <w:spacing w:after="80" w:before="280" w:lineRule="auto"/>
-    </w:pPr>
-    <w:rPr>
-      <w:b w:val="1"/>
-      <w:sz w:val="28"/>
-      <w:szCs w:val="28"/>
-    </w:rPr>
-  </w:style>
-  <w:style w:type="paragraph" w:styleId="Heading4">
-    <w:name w:val="heading 4"/>
-    <w:basedOn w:val="Normal"/>
-    <w:next w:val="Normal"/>
-    <w:pPr>
-      <w:keepNext w:val="1"/>
-      <w:keepLines w:val="1"/>
-      <w:pageBreakBefore w:val="0"/>
-      <w:spacing w:after="40" w:before="240" w:lineRule="auto"/>
-    </w:pPr>
-    <w:rPr>
-      <w:b w:val="1"/>
-      <w:sz w:val="24"/>
-      <w:szCs w:val="24"/>
-    </w:rPr>
-  </w:style>
-  <w:style w:type="paragraph" w:styleId="Heading5">
-    <w:name w:val="heading 5"/>
-    <w:basedOn w:val="Normal"/>
-    <w:next w:val="Normal"/>
-    <w:pPr>
-      <w:keepNext w:val="1"/>
-      <w:keepLines w:val="1"/>
-      <w:pageBreakBefore w:val="0"/>
-      <w:spacing w:after="40" w:before="220" w:lineRule="auto"/>
-    </w:pPr>
-    <w:rPr>
-      <w:b w:val="1"/>
-      <w:sz w:val="22"/>
-      <w:szCs w:val="22"/>
-    </w:rPr>
-  </w:style>
-  <w:style w:type="paragraph" w:styleId="Heading6">
-    <w:name w:val="heading 6"/>
-    <w:basedOn w:val="Normal"/>
-    <w:next w:val="Normal"/>
-    <w:pPr>
-      <w:keepNext w:val="1"/>
-      <w:keepLines w:val="1"/>
-      <w:pageBreakBefore w:val="0"/>
-      <w:spacing w:after="40" w:before="200" w:lineRule="auto"/>
-    </w:pPr>
-    <w:rPr>
-      <w:b w:val="1"/>
-      <w:sz w:val="20"/>
-      <w:szCs w:val="20"/>
-    </w:rPr>
-  </w:style>
-  <w:style w:type="paragraph" w:styleId="Title">
-    <w:name w:val="Title"/>
-    <w:basedOn w:val="Normal"/>
-    <w:next w:val="Normal"/>
-    <w:pPr>
-      <w:jc w:val="center"/>
-    </w:pPr>
-    <w:rPr>
-      <w:rFonts w:ascii="Sorts Mill Goudy" w:cs="Sorts Mill Goudy" w:eastAsia="Sorts Mill Goudy" w:hAnsi="Sorts Mill Goudy"/>
-      <w:b w:val="1"/>
-      <w:sz w:val="22"/>
-      <w:szCs w:val="22"/>
-    </w:rPr>
-  </w:style>
-  <w:style w:type="paragraph" w:styleId="Normal" w:default="1">
+  <w:style w:type="paragraph" w:default="1" w:styleId="Normal">
     <w:name w:val="Normal"/>
-    <w:qFormat w:val="1"/>
-    <w:rsid w:val="0091282B"/>
-    <w:rPr>
-      <w:sz w:val="24"/>
-      <w:szCs w:val="24"/>
-    </w:rPr>
-  </w:style>
-  <w:style w:type="paragraph" w:styleId="Titre1">
-    <w:name w:val="heading 1"/>
-    <w:basedOn w:val="Normal"/>
-    <w:next w:val="Normal"/>
-    <w:qFormat w:val="1"/>
-    <w:rsid w:val="008D487F"/>
-    <w:pPr>
-      <w:keepNext w:val="1"/>
-      <w:overflowPunct w:val="0"/>
-      <w:autoSpaceDE w:val="0"/>
-      <w:autoSpaceDN w:val="0"/>
-      <w:adjustRightInd w:val="0"/>
-      <w:ind w:left="7088"/>
-      <w:jc w:val="right"/>
-      <w:textAlignment w:val="baseline"/>
-      <w:outlineLvl w:val="0"/>
-    </w:pPr>
-    <w:rPr>
-      <w:b w:val="1"/>
-      <w:szCs w:val="20"/>
-      <w:u w:val="single"/>
-    </w:rPr>
-  </w:style>
-  <w:style w:type="paragraph" w:styleId="Titre2">
-    <w:name w:val="heading 2"/>
-    <w:basedOn w:val="Normal"/>
-    <w:next w:val="Normal"/>
-    <w:qFormat w:val="1"/>
-    <w:rsid w:val="008D487F"/>
-    <w:pPr>
-      <w:keepNext w:val="1"/>
-      <w:tabs>
-        <w:tab w:val="left" w:pos="7371"/>
-      </w:tabs>
-      <w:overflowPunct w:val="0"/>
-      <w:autoSpaceDE w:val="0"/>
-      <w:autoSpaceDN w:val="0"/>
-      <w:adjustRightInd w:val="0"/>
-      <w:textAlignment w:val="baseline"/>
-      <w:outlineLvl w:val="1"/>
-    </w:pPr>
-    <w:rPr>
-      <w:sz w:val="16"/>
-      <w:szCs w:val="20"/>
-    </w:rPr>
-  </w:style>
-  <w:style w:type="character" w:styleId="Policepardfaut" w:default="1">
-    <w:name w:val="Default Paragraph Font"/>
-    <w:uiPriority w:val="1"/>
-    <w:semiHidden w:val="1"/>
-    <w:unhideWhenUsed w:val="1"/>
-  </w:style>
-  <w:style w:type="table" w:styleId="TableauNormal" w:default="1">
-    <w:name w:val="Normal Table"/>
-    <w:uiPriority w:val="99"/>
-    <w:semiHidden w:val="1"/>
-    <w:unhideWhenUsed w:val="1"/>
-    <w:tblPr>
-      <w:tblInd w:w="0.0" w:type="dxa"/>
-      <w:tblCellMar>
-        <w:top w:w="0.0" w:type="dxa"/>
-        <w:left w:w="108.0" w:type="dxa"/>
-        <w:bottom w:w="0.0" w:type="dxa"/>
-        <w:right w:w="108.0" w:type="dxa"/>
-      </w:tblCellMar>
-    </w:tblPr>
-  </w:style>
-  <w:style w:type="numbering" w:styleId="Aucuneliste" w:default="1">
-    <w:name w:val="No List"/>
-    <w:uiPriority w:val="99"/>
-    <w:semiHidden w:val="1"/>
-    <w:unhideWhenUsed w:val="1"/>
-  </w:style>
-  <w:style w:type="paragraph" w:styleId="Retraitcorpsdetexte2">
-    <w:name w:val="Body Text Indent 2"/>
-    <w:basedOn w:val="Normal"/>
-    <w:rsid w:val="003E2ABC"/>
-    <w:pPr>
-      <w:overflowPunct w:val="0"/>
-      <w:autoSpaceDE w:val="0"/>
-      <w:autoSpaceDN w:val="0"/>
-      <w:adjustRightInd w:val="0"/>
-      <w:ind w:left="303" w:hanging="19"/>
-      <w:textAlignment w:val="baseline"/>
-    </w:pPr>
-    <w:rPr>
-      <w:szCs w:val="20"/>
-    </w:rPr>
-  </w:style>
-  <w:style w:type="paragraph" w:styleId="Pieddepage">
-    <w:name w:val="footer"/>
-    <w:basedOn w:val="Normal"/>
-    <w:rsid w:val="00BF3C4A"/>
-    <w:pPr>
-      <w:tabs>
-        <w:tab w:val="center" w:pos="4536"/>
-        <w:tab w:val="right" w:pos="9072"/>
-      </w:tabs>
-    </w:pPr>
-    <w:rPr>
-      <w:sz w:val="26"/>
-    </w:rPr>
-  </w:style>
-  <w:style w:type="character" w:styleId="Lienhypertexte">
-    <w:name w:val="Hyperlink"/>
-    <w:uiPriority w:val="99"/>
-    <w:semiHidden w:val="1"/>
-    <w:unhideWhenUsed w:val="1"/>
-    <w:rsid w:val="00D92160"/>
-    <w:rPr>
-      <w:strike w:val="0"/>
-      <w:dstrike w:val="0"/>
-      <w:color w:val="000000"/>
-      <w:u w:val="none"/>
-      <w:effect w:val="none"/>
-    </w:rPr>
-  </w:style>
-  <w:style w:type="character" w:styleId="txtexp1" w:customStyle="1">
-    <w:name w:val="txtexp1"/>
-    <w:rsid w:val="00D92160"/>
-    <w:rPr>
-      <w:rFonts w:ascii="Arial" w:cs="Arial" w:hAnsi="Arial" w:hint="default"/>
-      <w:b w:val="0"/>
-      <w:bCs w:val="0"/>
-      <w:color w:val="000000"/>
-      <w:sz w:val="17"/>
-      <w:szCs w:val="17"/>
-    </w:rPr>
-  </w:style>
-  <w:style w:type="paragraph" w:styleId="Textedebulles">
-    <w:name w:val="Balloon Text"/>
-    <w:basedOn w:val="Normal"/>
-    <w:link w:val="TextedebullesCar"/>
-    <w:uiPriority w:val="99"/>
-    <w:semiHidden w:val="1"/>
-    <w:unhideWhenUsed w:val="1"/>
-    <w:rsid w:val="004252D6"/>
-    <w:rPr>
-      <w:rFonts w:ascii="Tahoma" w:cs="Tahoma" w:hAnsi="Tahoma"/>
-      <w:sz w:val="16"/>
-      <w:szCs w:val="16"/>
-    </w:rPr>
-  </w:style>
-  <w:style w:type="character" w:styleId="TextedebullesCar" w:customStyle="1">
-    <w:name w:val="Texte de bulles Car"/>
-    <w:link w:val="Textedebulles"/>
-    <w:uiPriority w:val="99"/>
-    <w:semiHidden w:val="1"/>
-    <w:rsid w:val="004252D6"/>
-    <w:rPr>
-      <w:rFonts w:ascii="Tahoma" w:cs="Tahoma" w:hAnsi="Tahoma"/>
-      <w:sz w:val="16"/>
-      <w:szCs w:val="16"/>
-    </w:rPr>
-  </w:style>
-  <w:style w:type="paragraph" w:styleId="Titre">
-    <w:name w:val="Title"/>
-    <w:basedOn w:val="Normal"/>
-    <w:link w:val="TitreCar"/>
-    <w:qFormat w:val="1"/>
-    <w:rsid w:val="00C1747E"/>
-    <w:pPr>
-      <w:jc w:val="center"/>
-    </w:pPr>
-    <w:rPr>
-      <w:rFonts w:ascii="Goudy Old Style" w:hAnsi="Goudy Old Style"/>
-      <w:b w:val="1"/>
-      <w:sz w:val="22"/>
-    </w:rPr>
-  </w:style>
-  <w:style w:type="character" w:styleId="TitreCar" w:customStyle="1">
-    <w:name w:val="Titre Car"/>
-    <w:link w:val="Titre"/>
-    <w:rsid w:val="00C1747E"/>
-    <w:rPr>
-      <w:rFonts w:ascii="Goudy Old Style" w:hAnsi="Goudy Old Style"/>
-      <w:b w:val="1"/>
-      <w:sz w:val="22"/>
-      <w:szCs w:val="24"/>
-    </w:rPr>
-  </w:style>
-  <w:style w:type="paragraph" w:styleId="Paragraphedeliste">
-    <w:name w:val="List Paragraph"/>
-    <w:aliases w:val="PBM ART,SPA - Articles"/>
-    <w:basedOn w:val="Normal"/>
-    <w:link w:val="ParagraphedelisteCar"/>
-    <w:uiPriority w:val="34"/>
-    <w:qFormat w:val="1"/>
-    <w:rsid w:val="00F73400"/>
-    <w:pPr>
-      <w:ind w:left="708"/>
-    </w:pPr>
-  </w:style>
-  <w:style w:type="character" w:styleId="ParagraphedelisteCar" w:customStyle="1">
-    <w:name w:val="Paragraphe de liste Car"/>
-    <w:aliases w:val="PBM ART Car,SPA - Articles Car"/>
-    <w:link w:val="Paragraphedeliste"/>
-    <w:uiPriority w:val="34"/>
-    <w:locked w:val="1"/>
-    <w:rsid w:val="000070ED"/>
-    <w:rPr>
-      <w:sz w:val="24"/>
-      <w:szCs w:val="24"/>
-    </w:rPr>
-  </w:style>
-  <w:style w:type="paragraph" w:styleId="En-tte">
-    <w:name w:val="header"/>
-    <w:basedOn w:val="Normal"/>
-    <w:link w:val="En-tteCar"/>
-    <w:uiPriority w:val="99"/>
-    <w:unhideWhenUsed w:val="1"/>
-    <w:rsid w:val="00FB3637"/>
-    <w:pPr>
-      <w:tabs>
-        <w:tab w:val="center" w:pos="4536"/>
-        <w:tab w:val="right" w:pos="9072"/>
-      </w:tabs>
-    </w:pPr>
-  </w:style>
-  <w:style w:type="character" w:styleId="En-tteCar" w:customStyle="1">
-    <w:name w:val="En-tête Car"/>
-    <w:basedOn w:val="Policepardfaut"/>
-    <w:link w:val="En-tte"/>
-    <w:uiPriority w:val="99"/>
-    <w:rsid w:val="00FB3637"/>
-    <w:rPr>
-      <w:sz w:val="24"/>
-      <w:szCs w:val="24"/>
-    </w:rPr>
-  </w:style>
-  <w:style w:type="paragraph" w:styleId="Subtitle">
-    <w:name w:val="Subtitle"/>
-    <w:basedOn w:val="Normal"/>
-    <w:next w:val="Normal"/>
-    <w:pPr>
-      <w:keepNext w:val="1"/>
-      <w:keepLines w:val="1"/>
-      <w:pageBreakBefore w:val="0"/>
-      <w:spacing w:after="80" w:before="360" w:lineRule="auto"/>
-    </w:pPr>
-    <w:rPr>
-      <w:rFonts w:ascii="Georgia" w:cs="Georgia" w:eastAsia="Georgia" w:hAnsi="Georgia"/>
-      <w:i w:val="1"/>
-      <w:color w:val="666666"/>
-      <w:sz w:val="48"/>
-      <w:szCs w:val="48"/>
-    </w:rPr>
+    <w:qFormat/>
   </w:style>
 </w:styles>
 </file>

--- a/templates/sci-statuts.docx
+++ b/templates/sci-statuts.docx
@@ -23,7 +23,6 @@
           <w:rFonts w:ascii="Cambria" w:cs="Cambria" w:eastAsia="Cambria" w:hAnsi="Cambria"/>
           <w:sz w:val="22"/>
           <w:szCs w:val="22"/>
-          <w:highlight w:val="yellow"/>
         </w:rPr>
       </w:pPr>
       <w:bookmarkStart w:colFirst="0" w:colLast="0" w:name="_heading=h.gjdgxs" w:id="0"/>
@@ -34,7 +33,6 @@
           <w:b w:val="1"/>
           <w:sz w:val="36"/>
           <w:szCs w:val="36"/>
-          <w:highlight w:val="yellow"/>
           <w:rtl w:val="0"/>
         </w:rPr>
         <w:t xml:space="preserve">{{NOM_SOCIETE}}</w:t>
@@ -55,7 +53,6 @@
           <w:rFonts w:ascii="Cambria" w:cs="Cambria" w:eastAsia="Cambria" w:hAnsi="Cambria"/>
           <w:sz w:val="22"/>
           <w:szCs w:val="22"/>
-          <w:highlight w:val="yellow"/>
           <w:rtl w:val="0"/>
         </w:rPr>
         <w:t xml:space="preserve">{{CAPITAL}}</w:t>
@@ -77,7 +74,6 @@
           <w:rFonts w:ascii="Cambria" w:cs="Cambria" w:eastAsia="Cambria" w:hAnsi="Cambria"/>
           <w:sz w:val="22"/>
           <w:szCs w:val="22"/>
-          <w:highlight w:val="yellow"/>
           <w:rtl w:val="0"/>
         </w:rPr>
         <w:t xml:space="preserve">{{ADRESSE_SIEGE}}</w:t>
@@ -1751,7 +1747,6 @@
           <w:b w:val="1"/>
           <w:sz w:val="25"/>
           <w:szCs w:val="28"/>
-          <w:highlight w:val="yellow"/>
         </w:rPr>
       </w:pPr>
       <w:r>
@@ -1763,7 +1758,6 @@
           <w:b w:val="1"/>
           <w:sz w:val="25"/>
           <w:szCs w:val="28"/>
-          <w:highlight w:val="yellow"/>
           <w:rtl w:val="0"/>
         </w:rPr>
         <w:t xml:space="preserve">{{NOM_SOCIETE}}</w:t>
@@ -1792,7 +1786,6 @@
           <w:rFonts w:ascii="Cambria" w:cs="Cambria" w:eastAsia="Cambria" w:hAnsi="Cambria"/>
           <w:sz w:val="22"/>
           <w:szCs w:val="22"/>
-          <w:highlight w:val="yellow"/>
           <w:rtl w:val="0"/>
         </w:rPr>
         <w:t xml:space="preserve">{{CAPITAL}}</w:t>
@@ -1832,7 +1825,6 @@
           <w:rFonts w:ascii="Cambria" w:cs="Cambria" w:eastAsia="Cambria" w:hAnsi="Cambria"/>
           <w:sz w:val="22"/>
           <w:szCs w:val="22"/>
-          <w:highlight w:val="yellow"/>
           <w:rtl w:val="0"/>
         </w:rPr>
         <w:t xml:space="preserve">{{ADRESSE_SIEGE}}</w:t>
@@ -2074,15 +2066,13 @@
           <w:rFonts w:ascii="Cambria" w:cs="Cambria" w:eastAsia="Cambria" w:hAnsi="Cambria"/>
           <w:sz w:val="22"/>
           <w:szCs w:val="22"/>
-          <w:highlight w:val="yellow"/>
-        </w:rPr>
-      </w:pPr>
-      <w:r>
-        <w:rPr>
-          <w:rFonts w:ascii="Cambria" w:cs="Cambria" w:eastAsia="Cambria" w:hAnsi="Cambria"/>
-          <w:sz w:val="22"/>
-          <w:szCs w:val="22"/>
-          <w:highlight w:val="yellow"/>
+        </w:rPr>
+      </w:pPr>
+      <w:r>
+        <w:rPr>
+          <w:rFonts w:ascii="Cambria" w:cs="Cambria" w:eastAsia="Cambria" w:hAnsi="Cambria"/>
+          <w:sz w:val="22"/>
+          <w:szCs w:val="22"/>
         </w:rPr>
         <w:t xml:space="preserve">{{OBJET_SOCIAL}}</w:t>
       </w:r>
@@ -2292,7 +2282,6 @@
           <w:rFonts w:ascii="Cambria" w:cs="Cambria" w:eastAsia="Cambria" w:hAnsi="Cambria"/>
           <w:sz w:val="22"/>
           <w:szCs w:val="22"/>
-          <w:highlight w:val="yellow"/>
           <w:rtl w:val="0"/>
         </w:rPr>
         <w:t xml:space="preserve">{{NOM_SOCIETE_COMPLET}}</w:t>
@@ -2433,7 +2422,6 @@
           <w:rFonts w:ascii="Cambria" w:cs="Cambria" w:eastAsia="Cambria" w:hAnsi="Cambria"/>
           <w:sz w:val="22"/>
           <w:szCs w:val="22"/>
-          <w:highlight w:val="yellow"/>
           <w:rtl w:val="0"/>
         </w:rPr>
         <w:t xml:space="preserve">{{ADRESSE_SIEGE}}</w:t>
@@ -2620,7 +2608,6 @@
           <w:rFonts w:ascii="Cambria" w:cs="Cambria" w:eastAsia="Cambria" w:hAnsi="Cambria"/>
           <w:sz w:val="22"/>
           <w:szCs w:val="22"/>
-          <w:highlight w:val="yellow"/>
           <w:rtl w:val="0"/>
         </w:rPr>
         <w:t xml:space="preserve">{{DUREE}}</w:t>
@@ -3803,7 +3790,7 @@
           <w:u w:val="single"/>
           <w:rtl w:val="0"/>
         </w:rPr>
-        <w:t xml:space="preserve">ARTICLE 8 – CESSION ET TRANSMISSION DES PARTS SOCIALES</w:t>
+        <w:t xml:space="preserve">ARTICLE 8 - CESSION ET TRANSMISSION DES PARTS SOCIALES</w:t>
       </w:r>
       <w:r>
         <w:rPr>
@@ -6662,7 +6649,6 @@
           <w:rFonts w:ascii="Cambria" w:cs="Cambria" w:eastAsia="Cambria" w:hAnsi="Cambria"/>
           <w:sz w:val="22"/>
           <w:szCs w:val="22"/>
-          <w:highlight w:val="yellow"/>
           <w:rtl w:val="0"/>
         </w:rPr>
         <w:t xml:space="preserve"> {{DATE_CLOTURE}}</w:t>

--- a/templates/sci-statuts.docx
+++ b/templates/sci-statuts.docx
@@ -417,7 +417,7 @@
           <w:u w:val="single"/>
           <w:rtl w:val="0"/>
         </w:rPr>
-        <w:t xml:space="preserve">LES SOUSSIGNÉES</w:t>
+        <w:t xml:space="preserve">LES SOUSSIGNÉS</w:t>
       </w:r>
       <w:r>
         <w:rPr>
@@ -1736,7 +1736,7 @@
           <w:b w:val="1"/>
           <w:rtl w:val="0"/>
         </w:rPr>
-        <w:t xml:space="preserve">ONT ÉTABLI, AINSI QU’IL SUIT, LES STATUTS D’UNE SOCIETE CIVILE IMMOBILIERE QU’ELLES ONT DÉCIDÉ DE CONSTITUER.</w:t>
+        <w:t xml:space="preserve">ONT ÉTABLI, AINSI QU’IL SUIT, LES STATUTS D’UNE SOCIETE CIVILE IMMOBILIERE QU’ILS ONT DÉCIDÉ DE CONSTITUER.</w:t>
       </w:r>
     </w:p>
     <w:p>
@@ -7808,7 +7808,7 @@
           <w:rFonts w:ascii="Cambria" w:cs="Cambria" w:eastAsia="Cambria" w:hAnsi="Cambria"/>
           <w:rtl w:val="0"/>
         </w:rPr>
-        <w:t xml:space="preserve">A {{VILLE_SIGNATURE}}, le {{DATE_SIGNATURE}},</w:t>
+        <w:t xml:space="preserve">Fait le {{DATE_SIGNATURE}} à {{VILLE_SOCIETE}}.</w:t>
       </w:r>
     </w:p>
     <w:p>
